--- a/docs/Lineage_Keyed_Verifier_Side_Revocation_Spec_v1_0_3.docx
+++ b/docs/Lineage_Keyed_Verifier_Side_Revocation_Spec_v1_0_3.docx
@@ -24,18 +24,11 @@
         <w:rPr>
           <w:b/>
         </w:rPr>
-        <w:t xml:space="preserve">Lineage-Keyed Verifier-Side Revocation for Delegated Agent Systems</w:t>
-      </w:r>
-      <w:r>
-        <w:rPr>
-          <w:b/>
-        </w:rPr>
-        <w:t xml:space="preserve">﻿</w:t>
-      </w:r>
-    </w:p>
-    <w:p>
-      <w:pPr>
-        <w:jc w:val="center"/>
+        <w:t xml:space="preserve">Lineage-Keyed Verifier-Side Revocation for Delegated Agent Systems﻿</w:t>
+      </w:r>
+    </w:p>
+    <w:p>
+      <w:pPr>
         <w:spacing w:lineRule="auto"/>
       </w:pPr>
       <w:r>
@@ -88,7 +81,7 @@
       </w:pPr>
       <w:r>
         <w:rPr/>
-        <w:t xml:space="preserve">This specification freezes the protocol choices required to implement the prototype described in Design Document v1.1. It incorporates the final supervisor amendment: invalid revocation statements are not authorization failures. The verifier ignores invalid statements for the authorization decision, records telemetry, and continues checking the remaining statements. A genuine revocation remains effective because it is represented by a valid, authorized statement.</w:t>
+        <w:t xml:space="preserve">This specification freezes the protocol choices required to implement the prototype described in Design Document v1.1.</w:t>
       </w:r>
     </w:p>
     <w:p>
